--- a/docs/Functional Requirements Document.docx
+++ b/docs/Functional Requirements Document.docx
@@ -884,6 +884,337 @@
       <w:bookmarkStart w:id="24" w:name="non-functional-requirements"/>
       <w:bookmarkEnd w:id="21"/>
       <w:bookmarkEnd w:id="23"/>
+      <w:r>
+        <w:t>Module 7: Product Management</w:t>
+      </w:r>
+    </w:p>
+    <w:p>
+      <w:pPr>
+        <w:pStyle w:val="Heading3"/>
+      </w:pPr>
+      <w:r>
+        <w:t>Requirement</w:t>
+      </w:r>
+    </w:p>
+    <w:p>
+      <w:pPr>
+        <w:pStyle w:val="BodyText"/>
+        <w:rPr>
+          <w:lang w:val="en-IN"/>
+        </w:rPr>
+      </w:pPr>
+      <w:r>
+        <w:rPr>
+          <w:lang w:val="en-IN"/>
+        </w:rPr>
+        <w:t>Users must be able to create new products.</w:t>
+      </w:r>
+    </w:p>
+    <w:p>
+      <w:pPr>
+        <w:pStyle w:val="BodyText"/>
+        <w:rPr>
+          <w:b/>
+          <w:bCs/>
+          <w:lang w:val="en-IN"/>
+        </w:rPr>
+      </w:pPr>
+      <w:r>
+        <w:rPr>
+          <w:b/>
+          <w:bCs/>
+          <w:lang w:val="en-IN"/>
+        </w:rPr>
+        <w:t>Inputs</w:t>
+      </w:r>
+    </w:p>
+    <w:p>
+      <w:pPr>
+        <w:pStyle w:val="BodyText"/>
+        <w:numPr>
+          <w:ilvl w:val="0"/>
+          <w:numId w:val="12"/>
+        </w:numPr>
+        <w:rPr>
+          <w:lang w:val="en-IN"/>
+        </w:rPr>
+      </w:pPr>
+      <w:r>
+        <w:rPr>
+          <w:lang w:val="en-IN"/>
+        </w:rPr>
+        <w:t xml:space="preserve">Product Name </w:t>
+      </w:r>
+    </w:p>
+    <w:p>
+      <w:pPr>
+        <w:pStyle w:val="BodyText"/>
+        <w:numPr>
+          <w:ilvl w:val="0"/>
+          <w:numId w:val="12"/>
+        </w:numPr>
+        <w:rPr>
+          <w:lang w:val="en-IN"/>
+        </w:rPr>
+      </w:pPr>
+      <w:r>
+        <w:rPr>
+          <w:lang w:val="en-IN"/>
+        </w:rPr>
+        <w:t xml:space="preserve">Category </w:t>
+      </w:r>
+    </w:p>
+    <w:p>
+      <w:pPr>
+        <w:pStyle w:val="BodyText"/>
+        <w:numPr>
+          <w:ilvl w:val="0"/>
+          <w:numId w:val="12"/>
+        </w:numPr>
+        <w:rPr>
+          <w:lang w:val="en-IN"/>
+        </w:rPr>
+      </w:pPr>
+      <w:r>
+        <w:rPr>
+          <w:lang w:val="en-IN"/>
+        </w:rPr>
+        <w:t xml:space="preserve">Price </w:t>
+      </w:r>
+    </w:p>
+    <w:p>
+      <w:pPr>
+        <w:pStyle w:val="BodyText"/>
+        <w:numPr>
+          <w:ilvl w:val="0"/>
+          <w:numId w:val="12"/>
+        </w:numPr>
+        <w:rPr>
+          <w:lang w:val="en-IN"/>
+        </w:rPr>
+      </w:pPr>
+      <w:r>
+        <w:rPr>
+          <w:lang w:val="en-IN"/>
+        </w:rPr>
+        <w:t xml:space="preserve">Initial Stock Quantity </w:t>
+      </w:r>
+    </w:p>
+    <w:p>
+      <w:pPr>
+        <w:pStyle w:val="BodyText"/>
+        <w:numPr>
+          <w:ilvl w:val="0"/>
+          <w:numId w:val="12"/>
+        </w:numPr>
+        <w:rPr>
+          <w:lang w:val="en-IN"/>
+        </w:rPr>
+      </w:pPr>
+      <w:r>
+        <w:rPr>
+          <w:lang w:val="en-IN"/>
+        </w:rPr>
+        <w:t xml:space="preserve">Reorder Level </w:t>
+      </w:r>
+    </w:p>
+    <w:p>
+      <w:pPr>
+        <w:pStyle w:val="BodyText"/>
+        <w:rPr>
+          <w:b/>
+          <w:bCs/>
+          <w:lang w:val="en-IN"/>
+        </w:rPr>
+      </w:pPr>
+      <w:r>
+        <w:rPr>
+          <w:b/>
+          <w:bCs/>
+          <w:lang w:val="en-IN"/>
+        </w:rPr>
+        <w:t>Validation</w:t>
+      </w:r>
+    </w:p>
+    <w:p>
+      <w:pPr>
+        <w:pStyle w:val="BodyText"/>
+        <w:numPr>
+          <w:ilvl w:val="0"/>
+          <w:numId w:val="13"/>
+        </w:numPr>
+        <w:rPr>
+          <w:lang w:val="en-IN"/>
+        </w:rPr>
+      </w:pPr>
+      <w:r>
+        <w:rPr>
+          <w:lang w:val="en-IN"/>
+        </w:rPr>
+        <w:t xml:space="preserve">Product Name required </w:t>
+      </w:r>
+    </w:p>
+    <w:p>
+      <w:pPr>
+        <w:pStyle w:val="BodyText"/>
+        <w:numPr>
+          <w:ilvl w:val="0"/>
+          <w:numId w:val="13"/>
+        </w:numPr>
+        <w:rPr>
+          <w:lang w:val="en-IN"/>
+        </w:rPr>
+      </w:pPr>
+      <w:r>
+        <w:rPr>
+          <w:lang w:val="en-IN"/>
+        </w:rPr>
+        <w:t xml:space="preserve">Product Name unique </w:t>
+      </w:r>
+    </w:p>
+    <w:p>
+      <w:pPr>
+        <w:pStyle w:val="BodyText"/>
+        <w:numPr>
+          <w:ilvl w:val="0"/>
+          <w:numId w:val="13"/>
+        </w:numPr>
+        <w:rPr>
+          <w:lang w:val="en-IN"/>
+        </w:rPr>
+      </w:pPr>
+      <w:r>
+        <w:rPr>
+          <w:lang w:val="en-IN"/>
+        </w:rPr>
+        <w:t xml:space="preserve">Price &gt; 0 </w:t>
+      </w:r>
+    </w:p>
+    <w:p>
+      <w:pPr>
+        <w:pStyle w:val="BodyText"/>
+        <w:numPr>
+          <w:ilvl w:val="0"/>
+          <w:numId w:val="13"/>
+        </w:numPr>
+        <w:rPr>
+          <w:lang w:val="en-IN"/>
+        </w:rPr>
+      </w:pPr>
+      <w:r>
+        <w:rPr>
+          <w:lang w:val="en-IN"/>
+        </w:rPr>
+        <w:t xml:space="preserve">Reorder Level &gt; 0 </w:t>
+      </w:r>
+    </w:p>
+    <w:p>
+      <w:pPr>
+        <w:pStyle w:val="BodyText"/>
+        <w:numPr>
+          <w:ilvl w:val="0"/>
+          <w:numId w:val="13"/>
+        </w:numPr>
+        <w:rPr>
+          <w:lang w:val="en-IN"/>
+        </w:rPr>
+      </w:pPr>
+      <w:r>
+        <w:rPr>
+          <w:lang w:val="en-IN"/>
+        </w:rPr>
+        <w:t xml:space="preserve">Product Name &lt;= 100 characters </w:t>
+      </w:r>
+    </w:p>
+    <w:p>
+      <w:pPr>
+        <w:pStyle w:val="BodyText"/>
+        <w:rPr>
+          <w:b/>
+          <w:bCs/>
+          <w:lang w:val="en-IN"/>
+        </w:rPr>
+      </w:pPr>
+      <w:r>
+        <w:rPr>
+          <w:b/>
+          <w:bCs/>
+          <w:lang w:val="en-IN"/>
+        </w:rPr>
+        <w:t>Output</w:t>
+      </w:r>
+    </w:p>
+    <w:p>
+      <w:pPr>
+        <w:pStyle w:val="BodyText"/>
+        <w:numPr>
+          <w:ilvl w:val="0"/>
+          <w:numId w:val="14"/>
+        </w:numPr>
+        <w:rPr>
+          <w:lang w:val="en-IN"/>
+        </w:rPr>
+      </w:pPr>
+      <w:r>
+        <w:rPr>
+          <w:lang w:val="en-IN"/>
+        </w:rPr>
+        <w:t xml:space="preserve">Product added successfully </w:t>
+      </w:r>
+    </w:p>
+    <w:p>
+      <w:pPr>
+        <w:pStyle w:val="BodyText"/>
+        <w:numPr>
+          <w:ilvl w:val="0"/>
+          <w:numId w:val="14"/>
+        </w:numPr>
+        <w:rPr>
+          <w:lang w:val="en-IN"/>
+        </w:rPr>
+      </w:pPr>
+      <w:r>
+        <w:rPr>
+          <w:lang w:val="en-IN"/>
+        </w:rPr>
+        <w:t>Auto-generated Product I</w:t>
+      </w:r>
+    </w:p>
+    <w:p>
+      <w:pPr>
+        <w:pStyle w:val="BodyText"/>
+        <w:rPr>
+          <w:lang w:val="en-IN"/>
+        </w:rPr>
+      </w:pPr>
+      <w:r>
+        <w:pict w14:anchorId="7FF3D858">
+          <v:rect id="_x0000_i1046" style="width:0;height:1.5pt" o:hralign="center" o:hrstd="t" o:hr="t"/>
+        </w:pict>
+      </w:r>
+    </w:p>
+    <w:p>
+      <w:pPr>
+        <w:pStyle w:val="BodyText"/>
+        <w:rPr>
+          <w:lang w:val="en-IN"/>
+        </w:rPr>
+      </w:pPr>
+    </w:p>
+    <w:p>
+      <w:pPr>
+        <w:pStyle w:val="BodyText"/>
+      </w:pPr>
+    </w:p>
+    <w:p>
+      <w:pPr>
+        <w:pStyle w:val="Heading2"/>
+      </w:pPr>
+    </w:p>
+    <w:p>
+      <w:pPr>
+        <w:pStyle w:val="Heading2"/>
+      </w:pPr>
       <w:r>
         <w:t>Non-Functional Requirements</w:t>
       </w:r>
@@ -1160,6 +1491,453 @@
       </w:pPr>
       <w:rPr>
         <w:rFonts w:ascii="Wingdings" w:hAnsi="Wingdings" w:cs="Wingdings" w:hint="default"/>
+      </w:rPr>
+    </w:lvl>
+  </w:abstractNum>
+  <w:abstractNum w:abstractNumId="2" w15:restartNumberingAfterBreak="0">
+    <w:nsid w:val="3F7D645F"/>
+    <w:multiLevelType w:val="multilevel"/>
+    <w:tmpl w:val="DCD2FDDC"/>
+    <w:lvl w:ilvl="0">
+      <w:start w:val="1"/>
+      <w:numFmt w:val="bullet"/>
+      <w:lvlText w:val=""/>
+      <w:lvlJc w:val="left"/>
+      <w:pPr>
+        <w:tabs>
+          <w:tab w:val="num" w:pos="720"/>
+        </w:tabs>
+        <w:ind w:left="720" w:hanging="360"/>
+      </w:pPr>
+      <w:rPr>
+        <w:rFonts w:ascii="Symbol" w:hAnsi="Symbol" w:hint="default"/>
+        <w:sz w:val="20"/>
+      </w:rPr>
+    </w:lvl>
+    <w:lvl w:ilvl="1" w:tentative="1">
+      <w:start w:val="1"/>
+      <w:numFmt w:val="bullet"/>
+      <w:lvlText w:val="o"/>
+      <w:lvlJc w:val="left"/>
+      <w:pPr>
+        <w:tabs>
+          <w:tab w:val="num" w:pos="1440"/>
+        </w:tabs>
+        <w:ind w:left="1440" w:hanging="360"/>
+      </w:pPr>
+      <w:rPr>
+        <w:rFonts w:ascii="Courier New" w:hAnsi="Courier New" w:hint="default"/>
+        <w:sz w:val="20"/>
+      </w:rPr>
+    </w:lvl>
+    <w:lvl w:ilvl="2" w:tentative="1">
+      <w:start w:val="1"/>
+      <w:numFmt w:val="bullet"/>
+      <w:lvlText w:val=""/>
+      <w:lvlJc w:val="left"/>
+      <w:pPr>
+        <w:tabs>
+          <w:tab w:val="num" w:pos="2160"/>
+        </w:tabs>
+        <w:ind w:left="2160" w:hanging="360"/>
+      </w:pPr>
+      <w:rPr>
+        <w:rFonts w:ascii="Wingdings" w:hAnsi="Wingdings" w:hint="default"/>
+        <w:sz w:val="20"/>
+      </w:rPr>
+    </w:lvl>
+    <w:lvl w:ilvl="3" w:tentative="1">
+      <w:start w:val="1"/>
+      <w:numFmt w:val="bullet"/>
+      <w:lvlText w:val=""/>
+      <w:lvlJc w:val="left"/>
+      <w:pPr>
+        <w:tabs>
+          <w:tab w:val="num" w:pos="2880"/>
+        </w:tabs>
+        <w:ind w:left="2880" w:hanging="360"/>
+      </w:pPr>
+      <w:rPr>
+        <w:rFonts w:ascii="Wingdings" w:hAnsi="Wingdings" w:hint="default"/>
+        <w:sz w:val="20"/>
+      </w:rPr>
+    </w:lvl>
+    <w:lvl w:ilvl="4" w:tentative="1">
+      <w:start w:val="1"/>
+      <w:numFmt w:val="bullet"/>
+      <w:lvlText w:val=""/>
+      <w:lvlJc w:val="left"/>
+      <w:pPr>
+        <w:tabs>
+          <w:tab w:val="num" w:pos="3600"/>
+        </w:tabs>
+        <w:ind w:left="3600" w:hanging="360"/>
+      </w:pPr>
+      <w:rPr>
+        <w:rFonts w:ascii="Wingdings" w:hAnsi="Wingdings" w:hint="default"/>
+        <w:sz w:val="20"/>
+      </w:rPr>
+    </w:lvl>
+    <w:lvl w:ilvl="5" w:tentative="1">
+      <w:start w:val="1"/>
+      <w:numFmt w:val="bullet"/>
+      <w:lvlText w:val=""/>
+      <w:lvlJc w:val="left"/>
+      <w:pPr>
+        <w:tabs>
+          <w:tab w:val="num" w:pos="4320"/>
+        </w:tabs>
+        <w:ind w:left="4320" w:hanging="360"/>
+      </w:pPr>
+      <w:rPr>
+        <w:rFonts w:ascii="Wingdings" w:hAnsi="Wingdings" w:hint="default"/>
+        <w:sz w:val="20"/>
+      </w:rPr>
+    </w:lvl>
+    <w:lvl w:ilvl="6" w:tentative="1">
+      <w:start w:val="1"/>
+      <w:numFmt w:val="bullet"/>
+      <w:lvlText w:val=""/>
+      <w:lvlJc w:val="left"/>
+      <w:pPr>
+        <w:tabs>
+          <w:tab w:val="num" w:pos="5040"/>
+        </w:tabs>
+        <w:ind w:left="5040" w:hanging="360"/>
+      </w:pPr>
+      <w:rPr>
+        <w:rFonts w:ascii="Wingdings" w:hAnsi="Wingdings" w:hint="default"/>
+        <w:sz w:val="20"/>
+      </w:rPr>
+    </w:lvl>
+    <w:lvl w:ilvl="7" w:tentative="1">
+      <w:start w:val="1"/>
+      <w:numFmt w:val="bullet"/>
+      <w:lvlText w:val=""/>
+      <w:lvlJc w:val="left"/>
+      <w:pPr>
+        <w:tabs>
+          <w:tab w:val="num" w:pos="5760"/>
+        </w:tabs>
+        <w:ind w:left="5760" w:hanging="360"/>
+      </w:pPr>
+      <w:rPr>
+        <w:rFonts w:ascii="Wingdings" w:hAnsi="Wingdings" w:hint="default"/>
+        <w:sz w:val="20"/>
+      </w:rPr>
+    </w:lvl>
+    <w:lvl w:ilvl="8" w:tentative="1">
+      <w:start w:val="1"/>
+      <w:numFmt w:val="bullet"/>
+      <w:lvlText w:val=""/>
+      <w:lvlJc w:val="left"/>
+      <w:pPr>
+        <w:tabs>
+          <w:tab w:val="num" w:pos="6480"/>
+        </w:tabs>
+        <w:ind w:left="6480" w:hanging="360"/>
+      </w:pPr>
+      <w:rPr>
+        <w:rFonts w:ascii="Wingdings" w:hAnsi="Wingdings" w:hint="default"/>
+        <w:sz w:val="20"/>
+      </w:rPr>
+    </w:lvl>
+  </w:abstractNum>
+  <w:abstractNum w:abstractNumId="3" w15:restartNumberingAfterBreak="0">
+    <w:nsid w:val="63C83DBA"/>
+    <w:multiLevelType w:val="multilevel"/>
+    <w:tmpl w:val="7F6A6B82"/>
+    <w:lvl w:ilvl="0">
+      <w:start w:val="1"/>
+      <w:numFmt w:val="bullet"/>
+      <w:lvlText w:val=""/>
+      <w:lvlJc w:val="left"/>
+      <w:pPr>
+        <w:tabs>
+          <w:tab w:val="num" w:pos="720"/>
+        </w:tabs>
+        <w:ind w:left="720" w:hanging="360"/>
+      </w:pPr>
+      <w:rPr>
+        <w:rFonts w:ascii="Symbol" w:hAnsi="Symbol" w:hint="default"/>
+        <w:sz w:val="20"/>
+      </w:rPr>
+    </w:lvl>
+    <w:lvl w:ilvl="1" w:tentative="1">
+      <w:start w:val="1"/>
+      <w:numFmt w:val="bullet"/>
+      <w:lvlText w:val="o"/>
+      <w:lvlJc w:val="left"/>
+      <w:pPr>
+        <w:tabs>
+          <w:tab w:val="num" w:pos="1440"/>
+        </w:tabs>
+        <w:ind w:left="1440" w:hanging="360"/>
+      </w:pPr>
+      <w:rPr>
+        <w:rFonts w:ascii="Courier New" w:hAnsi="Courier New" w:hint="default"/>
+        <w:sz w:val="20"/>
+      </w:rPr>
+    </w:lvl>
+    <w:lvl w:ilvl="2" w:tentative="1">
+      <w:start w:val="1"/>
+      <w:numFmt w:val="bullet"/>
+      <w:lvlText w:val=""/>
+      <w:lvlJc w:val="left"/>
+      <w:pPr>
+        <w:tabs>
+          <w:tab w:val="num" w:pos="2160"/>
+        </w:tabs>
+        <w:ind w:left="2160" w:hanging="360"/>
+      </w:pPr>
+      <w:rPr>
+        <w:rFonts w:ascii="Wingdings" w:hAnsi="Wingdings" w:hint="default"/>
+        <w:sz w:val="20"/>
+      </w:rPr>
+    </w:lvl>
+    <w:lvl w:ilvl="3" w:tentative="1">
+      <w:start w:val="1"/>
+      <w:numFmt w:val="bullet"/>
+      <w:lvlText w:val=""/>
+      <w:lvlJc w:val="left"/>
+      <w:pPr>
+        <w:tabs>
+          <w:tab w:val="num" w:pos="2880"/>
+        </w:tabs>
+        <w:ind w:left="2880" w:hanging="360"/>
+      </w:pPr>
+      <w:rPr>
+        <w:rFonts w:ascii="Wingdings" w:hAnsi="Wingdings" w:hint="default"/>
+        <w:sz w:val="20"/>
+      </w:rPr>
+    </w:lvl>
+    <w:lvl w:ilvl="4" w:tentative="1">
+      <w:start w:val="1"/>
+      <w:numFmt w:val="bullet"/>
+      <w:lvlText w:val=""/>
+      <w:lvlJc w:val="left"/>
+      <w:pPr>
+        <w:tabs>
+          <w:tab w:val="num" w:pos="3600"/>
+        </w:tabs>
+        <w:ind w:left="3600" w:hanging="360"/>
+      </w:pPr>
+      <w:rPr>
+        <w:rFonts w:ascii="Wingdings" w:hAnsi="Wingdings" w:hint="default"/>
+        <w:sz w:val="20"/>
+      </w:rPr>
+    </w:lvl>
+    <w:lvl w:ilvl="5" w:tentative="1">
+      <w:start w:val="1"/>
+      <w:numFmt w:val="bullet"/>
+      <w:lvlText w:val=""/>
+      <w:lvlJc w:val="left"/>
+      <w:pPr>
+        <w:tabs>
+          <w:tab w:val="num" w:pos="4320"/>
+        </w:tabs>
+        <w:ind w:left="4320" w:hanging="360"/>
+      </w:pPr>
+      <w:rPr>
+        <w:rFonts w:ascii="Wingdings" w:hAnsi="Wingdings" w:hint="default"/>
+        <w:sz w:val="20"/>
+      </w:rPr>
+    </w:lvl>
+    <w:lvl w:ilvl="6" w:tentative="1">
+      <w:start w:val="1"/>
+      <w:numFmt w:val="bullet"/>
+      <w:lvlText w:val=""/>
+      <w:lvlJc w:val="left"/>
+      <w:pPr>
+        <w:tabs>
+          <w:tab w:val="num" w:pos="5040"/>
+        </w:tabs>
+        <w:ind w:left="5040" w:hanging="360"/>
+      </w:pPr>
+      <w:rPr>
+        <w:rFonts w:ascii="Wingdings" w:hAnsi="Wingdings" w:hint="default"/>
+        <w:sz w:val="20"/>
+      </w:rPr>
+    </w:lvl>
+    <w:lvl w:ilvl="7" w:tentative="1">
+      <w:start w:val="1"/>
+      <w:numFmt w:val="bullet"/>
+      <w:lvlText w:val=""/>
+      <w:lvlJc w:val="left"/>
+      <w:pPr>
+        <w:tabs>
+          <w:tab w:val="num" w:pos="5760"/>
+        </w:tabs>
+        <w:ind w:left="5760" w:hanging="360"/>
+      </w:pPr>
+      <w:rPr>
+        <w:rFonts w:ascii="Wingdings" w:hAnsi="Wingdings" w:hint="default"/>
+        <w:sz w:val="20"/>
+      </w:rPr>
+    </w:lvl>
+    <w:lvl w:ilvl="8" w:tentative="1">
+      <w:start w:val="1"/>
+      <w:numFmt w:val="bullet"/>
+      <w:lvlText w:val=""/>
+      <w:lvlJc w:val="left"/>
+      <w:pPr>
+        <w:tabs>
+          <w:tab w:val="num" w:pos="6480"/>
+        </w:tabs>
+        <w:ind w:left="6480" w:hanging="360"/>
+      </w:pPr>
+      <w:rPr>
+        <w:rFonts w:ascii="Wingdings" w:hAnsi="Wingdings" w:hint="default"/>
+        <w:sz w:val="20"/>
+      </w:rPr>
+    </w:lvl>
+  </w:abstractNum>
+  <w:abstractNum w:abstractNumId="4" w15:restartNumberingAfterBreak="0">
+    <w:nsid w:val="6DFE0A2D"/>
+    <w:multiLevelType w:val="multilevel"/>
+    <w:tmpl w:val="23EA2C22"/>
+    <w:lvl w:ilvl="0">
+      <w:start w:val="1"/>
+      <w:numFmt w:val="bullet"/>
+      <w:lvlText w:val=""/>
+      <w:lvlJc w:val="left"/>
+      <w:pPr>
+        <w:tabs>
+          <w:tab w:val="num" w:pos="720"/>
+        </w:tabs>
+        <w:ind w:left="720" w:hanging="360"/>
+      </w:pPr>
+      <w:rPr>
+        <w:rFonts w:ascii="Symbol" w:hAnsi="Symbol" w:hint="default"/>
+        <w:sz w:val="20"/>
+      </w:rPr>
+    </w:lvl>
+    <w:lvl w:ilvl="1" w:tentative="1">
+      <w:start w:val="1"/>
+      <w:numFmt w:val="bullet"/>
+      <w:lvlText w:val="o"/>
+      <w:lvlJc w:val="left"/>
+      <w:pPr>
+        <w:tabs>
+          <w:tab w:val="num" w:pos="1440"/>
+        </w:tabs>
+        <w:ind w:left="1440" w:hanging="360"/>
+      </w:pPr>
+      <w:rPr>
+        <w:rFonts w:ascii="Courier New" w:hAnsi="Courier New" w:hint="default"/>
+        <w:sz w:val="20"/>
+      </w:rPr>
+    </w:lvl>
+    <w:lvl w:ilvl="2" w:tentative="1">
+      <w:start w:val="1"/>
+      <w:numFmt w:val="bullet"/>
+      <w:lvlText w:val=""/>
+      <w:lvlJc w:val="left"/>
+      <w:pPr>
+        <w:tabs>
+          <w:tab w:val="num" w:pos="2160"/>
+        </w:tabs>
+        <w:ind w:left="2160" w:hanging="360"/>
+      </w:pPr>
+      <w:rPr>
+        <w:rFonts w:ascii="Wingdings" w:hAnsi="Wingdings" w:hint="default"/>
+        <w:sz w:val="20"/>
+      </w:rPr>
+    </w:lvl>
+    <w:lvl w:ilvl="3" w:tentative="1">
+      <w:start w:val="1"/>
+      <w:numFmt w:val="bullet"/>
+      <w:lvlText w:val=""/>
+      <w:lvlJc w:val="left"/>
+      <w:pPr>
+        <w:tabs>
+          <w:tab w:val="num" w:pos="2880"/>
+        </w:tabs>
+        <w:ind w:left="2880" w:hanging="360"/>
+      </w:pPr>
+      <w:rPr>
+        <w:rFonts w:ascii="Wingdings" w:hAnsi="Wingdings" w:hint="default"/>
+        <w:sz w:val="20"/>
+      </w:rPr>
+    </w:lvl>
+    <w:lvl w:ilvl="4" w:tentative="1">
+      <w:start w:val="1"/>
+      <w:numFmt w:val="bullet"/>
+      <w:lvlText w:val=""/>
+      <w:lvlJc w:val="left"/>
+      <w:pPr>
+        <w:tabs>
+          <w:tab w:val="num" w:pos="3600"/>
+        </w:tabs>
+        <w:ind w:left="3600" w:hanging="360"/>
+      </w:pPr>
+      <w:rPr>
+        <w:rFonts w:ascii="Wingdings" w:hAnsi="Wingdings" w:hint="default"/>
+        <w:sz w:val="20"/>
+      </w:rPr>
+    </w:lvl>
+    <w:lvl w:ilvl="5" w:tentative="1">
+      <w:start w:val="1"/>
+      <w:numFmt w:val="bullet"/>
+      <w:lvlText w:val=""/>
+      <w:lvlJc w:val="left"/>
+      <w:pPr>
+        <w:tabs>
+          <w:tab w:val="num" w:pos="4320"/>
+        </w:tabs>
+        <w:ind w:left="4320" w:hanging="360"/>
+      </w:pPr>
+      <w:rPr>
+        <w:rFonts w:ascii="Wingdings" w:hAnsi="Wingdings" w:hint="default"/>
+        <w:sz w:val="20"/>
+      </w:rPr>
+    </w:lvl>
+    <w:lvl w:ilvl="6" w:tentative="1">
+      <w:start w:val="1"/>
+      <w:numFmt w:val="bullet"/>
+      <w:lvlText w:val=""/>
+      <w:lvlJc w:val="left"/>
+      <w:pPr>
+        <w:tabs>
+          <w:tab w:val="num" w:pos="5040"/>
+        </w:tabs>
+        <w:ind w:left="5040" w:hanging="360"/>
+      </w:pPr>
+      <w:rPr>
+        <w:rFonts w:ascii="Wingdings" w:hAnsi="Wingdings" w:hint="default"/>
+        <w:sz w:val="20"/>
+      </w:rPr>
+    </w:lvl>
+    <w:lvl w:ilvl="7" w:tentative="1">
+      <w:start w:val="1"/>
+      <w:numFmt w:val="bullet"/>
+      <w:lvlText w:val=""/>
+      <w:lvlJc w:val="left"/>
+      <w:pPr>
+        <w:tabs>
+          <w:tab w:val="num" w:pos="5760"/>
+        </w:tabs>
+        <w:ind w:left="5760" w:hanging="360"/>
+      </w:pPr>
+      <w:rPr>
+        <w:rFonts w:ascii="Wingdings" w:hAnsi="Wingdings" w:hint="default"/>
+        <w:sz w:val="20"/>
+      </w:rPr>
+    </w:lvl>
+    <w:lvl w:ilvl="8" w:tentative="1">
+      <w:start w:val="1"/>
+      <w:numFmt w:val="bullet"/>
+      <w:lvlText w:val=""/>
+      <w:lvlJc w:val="left"/>
+      <w:pPr>
+        <w:tabs>
+          <w:tab w:val="num" w:pos="6480"/>
+        </w:tabs>
+        <w:ind w:left="6480" w:hanging="360"/>
+      </w:pPr>
+      <w:rPr>
+        <w:rFonts w:ascii="Wingdings" w:hAnsi="Wingdings" w:hint="default"/>
+        <w:sz w:val="20"/>
       </w:rPr>
     </w:lvl>
   </w:abstractNum>
@@ -1195,6 +1973,15 @@
   </w:num>
   <w:num w:numId="11" w16cid:durableId="1220556486">
     <w:abstractNumId w:val="1"/>
+  </w:num>
+  <w:num w:numId="12" w16cid:durableId="1695885983">
+    <w:abstractNumId w:val="3"/>
+  </w:num>
+  <w:num w:numId="13" w16cid:durableId="1346588219">
+    <w:abstractNumId w:val="2"/>
+  </w:num>
+  <w:num w:numId="14" w16cid:durableId="1077941788">
+    <w:abstractNumId w:val="4"/>
   </w:num>
 </w:numbering>
 </file>
@@ -1666,7 +2453,6 @@
   <w:style w:type="character" w:default="1" w:styleId="DefaultParagraphFont">
     <w:name w:val="Default Paragraph Font"/>
     <w:uiPriority w:val="1"/>
-    <w:semiHidden/>
     <w:unhideWhenUsed/>
   </w:style>
   <w:style w:type="table" w:default="1" w:styleId="TableNormal">

--- a/docs/Functional Requirements Document.docx
+++ b/docs/Functional Requirements Document.docx
@@ -1179,6 +1179,12 @@
         </w:rPr>
         <w:t>Auto-generated Product I</w:t>
       </w:r>
+      <w:r>
+        <w:rPr>
+          <w:lang w:val="en-IN"/>
+        </w:rPr>
+        <w:t>d</w:t>
+      </w:r>
     </w:p>
     <w:p>
       <w:pPr>
@@ -1189,17 +1195,248 @@
       </w:pPr>
       <w:r>
         <w:pict w14:anchorId="7FF3D858">
-          <v:rect id="_x0000_i1046" style="width:0;height:1.5pt" o:hralign="center" o:hrstd="t" o:hr="t"/>
+          <v:rect id="_x0000_i1032" style="width:0;height:1.5pt" o:hralign="center" o:hrstd="t" o:hr="t"/>
         </w:pict>
       </w:r>
     </w:p>
     <w:p>
       <w:pPr>
+        <w:pStyle w:val="Heading2"/>
+      </w:pPr>
+      <w:r>
+        <w:t xml:space="preserve">Module </w:t>
+      </w:r>
+      <w:r>
+        <w:t>8</w:t>
+      </w:r>
+      <w:r>
+        <w:t xml:space="preserve">: </w:t>
+      </w:r>
+      <w:r>
+        <w:t>Category</w:t>
+      </w:r>
+      <w:r>
+        <w:t xml:space="preserve"> Management</w:t>
+      </w:r>
+    </w:p>
+    <w:p>
+      <w:pPr>
         <w:pStyle w:val="BodyText"/>
         <w:rPr>
           <w:lang w:val="en-IN"/>
         </w:rPr>
       </w:pPr>
+      <w:r>
+        <w:rPr>
+          <w:lang w:val="en-IN"/>
+        </w:rPr>
+        <w:t xml:space="preserve">Users must be able to create new </w:t>
+      </w:r>
+      <w:r>
+        <w:rPr>
+          <w:lang w:val="en-IN"/>
+        </w:rPr>
+        <w:t>category</w:t>
+      </w:r>
+      <w:r>
+        <w:rPr>
+          <w:lang w:val="en-IN"/>
+        </w:rPr>
+        <w:t>.</w:t>
+      </w:r>
+    </w:p>
+    <w:p>
+      <w:pPr>
+        <w:pStyle w:val="BodyText"/>
+        <w:rPr>
+          <w:b/>
+          <w:bCs/>
+          <w:lang w:val="en-IN"/>
+        </w:rPr>
+      </w:pPr>
+      <w:r>
+        <w:rPr>
+          <w:b/>
+          <w:bCs/>
+          <w:lang w:val="en-IN"/>
+        </w:rPr>
+        <w:t>Inputs</w:t>
+      </w:r>
+    </w:p>
+    <w:p>
+      <w:pPr>
+        <w:pStyle w:val="BodyText"/>
+        <w:numPr>
+          <w:ilvl w:val="0"/>
+          <w:numId w:val="12"/>
+        </w:numPr>
+        <w:rPr>
+          <w:lang w:val="en-IN"/>
+        </w:rPr>
+      </w:pPr>
+      <w:r>
+        <w:rPr>
+          <w:lang w:val="en-IN"/>
+        </w:rPr>
+        <w:lastRenderedPageBreak/>
+        <w:t>New Category name</w:t>
+      </w:r>
+    </w:p>
+    <w:p>
+      <w:pPr>
+        <w:pStyle w:val="BodyText"/>
+        <w:rPr>
+          <w:b/>
+          <w:bCs/>
+          <w:lang w:val="en-IN"/>
+        </w:rPr>
+      </w:pPr>
+      <w:r>
+        <w:rPr>
+          <w:b/>
+          <w:bCs/>
+          <w:lang w:val="en-IN"/>
+        </w:rPr>
+        <w:t>Validation</w:t>
+      </w:r>
+    </w:p>
+    <w:p>
+      <w:pPr>
+        <w:pStyle w:val="BodyText"/>
+        <w:numPr>
+          <w:ilvl w:val="0"/>
+          <w:numId w:val="13"/>
+        </w:numPr>
+        <w:rPr>
+          <w:lang w:val="en-IN"/>
+        </w:rPr>
+      </w:pPr>
+      <w:r>
+        <w:rPr>
+          <w:lang w:val="en-IN"/>
+        </w:rPr>
+        <w:t>Category</w:t>
+      </w:r>
+      <w:r>
+        <w:rPr>
+          <w:lang w:val="en-IN"/>
+        </w:rPr>
+        <w:t xml:space="preserve"> Name required </w:t>
+      </w:r>
+    </w:p>
+    <w:p>
+      <w:pPr>
+        <w:pStyle w:val="BodyText"/>
+        <w:numPr>
+          <w:ilvl w:val="0"/>
+          <w:numId w:val="13"/>
+        </w:numPr>
+        <w:rPr>
+          <w:lang w:val="en-IN"/>
+        </w:rPr>
+      </w:pPr>
+      <w:r>
+        <w:rPr>
+          <w:lang w:val="en-IN"/>
+        </w:rPr>
+        <w:t>Category</w:t>
+      </w:r>
+      <w:r>
+        <w:rPr>
+          <w:lang w:val="en-IN"/>
+        </w:rPr>
+        <w:t xml:space="preserve"> Name</w:t>
+      </w:r>
+      <w:r>
+        <w:rPr>
+          <w:lang w:val="en-IN"/>
+        </w:rPr>
+        <w:t xml:space="preserve"> must be</w:t>
+      </w:r>
+      <w:r>
+        <w:rPr>
+          <w:lang w:val="en-IN"/>
+        </w:rPr>
+        <w:t xml:space="preserve"> unique </w:t>
+      </w:r>
+    </w:p>
+    <w:p>
+      <w:pPr>
+        <w:pStyle w:val="BodyText"/>
+        <w:rPr>
+          <w:b/>
+          <w:bCs/>
+          <w:lang w:val="en-IN"/>
+        </w:rPr>
+      </w:pPr>
+      <w:r>
+        <w:rPr>
+          <w:b/>
+          <w:bCs/>
+          <w:lang w:val="en-IN"/>
+        </w:rPr>
+        <w:t>Output</w:t>
+      </w:r>
+    </w:p>
+    <w:p>
+      <w:pPr>
+        <w:pStyle w:val="BodyText"/>
+        <w:numPr>
+          <w:ilvl w:val="0"/>
+          <w:numId w:val="14"/>
+        </w:numPr>
+        <w:rPr>
+          <w:lang w:val="en-IN"/>
+        </w:rPr>
+      </w:pPr>
+      <w:r>
+        <w:rPr>
+          <w:lang w:val="en-IN"/>
+        </w:rPr>
+        <w:t>Category</w:t>
+      </w:r>
+      <w:r>
+        <w:rPr>
+          <w:lang w:val="en-IN"/>
+        </w:rPr>
+        <w:t xml:space="preserve"> added successfully </w:t>
+      </w:r>
+    </w:p>
+    <w:p>
+      <w:pPr>
+        <w:pStyle w:val="BodyText"/>
+        <w:numPr>
+          <w:ilvl w:val="0"/>
+          <w:numId w:val="14"/>
+        </w:numPr>
+        <w:rPr>
+          <w:lang w:val="en-IN"/>
+        </w:rPr>
+      </w:pPr>
+      <w:r>
+        <w:rPr>
+          <w:lang w:val="en-IN"/>
+        </w:rPr>
+        <w:t xml:space="preserve">Auto-generated </w:t>
+      </w:r>
+      <w:r>
+        <w:rPr>
+          <w:lang w:val="en-IN"/>
+        </w:rPr>
+        <w:t>category</w:t>
+      </w:r>
+      <w:r>
+        <w:rPr>
+          <w:lang w:val="en-IN"/>
+        </w:rPr>
+        <w:t xml:space="preserve"> I</w:t>
+      </w:r>
+      <w:r>
+        <w:rPr>
+          <w:lang w:val="en-IN"/>
+        </w:rPr>
+        <w:t>d</w:t>
+      </w:r>
     </w:p>
     <w:p>
       <w:pPr>
@@ -2453,6 +2690,7 @@
   <w:style w:type="character" w:default="1" w:styleId="DefaultParagraphFont">
     <w:name w:val="Default Paragraph Font"/>
     <w:uiPriority w:val="1"/>
+    <w:semiHidden/>
     <w:unhideWhenUsed/>
   </w:style>
   <w:style w:type="table" w:default="1" w:styleId="TableNormal">
@@ -2479,6 +2717,7 @@
   <w:style w:type="paragraph" w:styleId="BodyText">
     <w:name w:val="Body Text"/>
     <w:basedOn w:val="Normal"/>
+    <w:link w:val="BodyTextChar"/>
     <w:qFormat/>
     <w:pPr>
       <w:spacing w:before="180" w:after="180"/>
@@ -3194,6 +3433,12 @@
       <w:rFonts w:ascii="Consolas" w:hAnsi="Consolas"/>
       <w:sz w:val="22"/>
     </w:rPr>
+  </w:style>
+  <w:style w:type="character" w:customStyle="1" w:styleId="BodyTextChar">
+    <w:name w:val="Body Text Char"/>
+    <w:basedOn w:val="DefaultParagraphFont"/>
+    <w:link w:val="BodyText"/>
+    <w:rsid w:val="002A5FF7"/>
   </w:style>
 </w:styles>
 </file>
